--- a/3.资产池出账最高额质押合同（单一客户资产池模式）.docx
+++ b/3.资产池出账最高额质押合同（单一客户资产池模式）.docx
@@ -11971,12 +11971,15 @@
       <w:r>
         <w:rPr>
           <w:rFonts w:hint="eastAsia" w:asciiTheme="minorEastAsia" w:hAnsiTheme="minorEastAsia" w:eastAsiaTheme="minorEastAsia" w:cstheme="minorEastAsia"/>
-          <w:snapToGrid w:val="0"/>
-          <w:kern w:val="0"/>
-          <w:sz w:val="21"/>
-          <w:szCs w:val="21"/>
-        </w:rPr>
-        <w:t>____________________</w:t>
+          <w:b/>
+          <w:snapToGrid w:val="0"/>
+          <w:kern w:val="0"/>
+          <w:sz w:val="21"/>
+          <w:szCs w:val="21"/>
+          <w:u w:val="single"/>
+          <w:lang w:val="en-US" w:eastAsia="zh-CN"/>
+        </w:rPr>
+        <w:t>{{所在分行}}</w:t>
       </w:r>
     </w:p>
     <w:p>
@@ -12012,6 +12015,8 @@
           <w:szCs w:val="21"/>
         </w:rPr>
       </w:pPr>
+      <w:bookmarkStart w:id="24" w:name="_GoBack"/>
+      <w:bookmarkEnd w:id="24"/>
     </w:p>
     <w:p>
       <w:pPr>
@@ -12066,7 +12071,40 @@
           <w:sz w:val="21"/>
           <w:szCs w:val="21"/>
         </w:rPr>
-        <w:t>签署日：    年    月    日</w:t>
+        <w:t xml:space="preserve">签署日：   </w:t>
+      </w:r>
+      <w:r>
+        <w:rPr>
+          <w:rFonts w:hint="eastAsia" w:asciiTheme="minorEastAsia" w:hAnsiTheme="minorEastAsia" w:eastAsiaTheme="minorEastAsia" w:cstheme="minorEastAsia"/>
+          <w:snapToGrid w:val="0"/>
+          <w:kern w:val="0"/>
+          <w:sz w:val="21"/>
+          <w:szCs w:val="21"/>
+          <w:lang w:val="en-US" w:eastAsia="zh-CN"/>
+        </w:rPr>
+        <w:t>{{额度启用日期}}</w:t>
+      </w:r>
+      <w:r>
+        <w:rPr>
+          <w:rFonts w:hint="eastAsia" w:asciiTheme="minorEastAsia" w:hAnsiTheme="minorEastAsia" w:eastAsiaTheme="minorEastAsia" w:cstheme="minorEastAsia"/>
+          <w:snapToGrid w:val="0"/>
+          <w:kern w:val="0"/>
+          <w:sz w:val="21"/>
+          <w:szCs w:val="21"/>
+          <w:u w:val="single"/>
+          <w:lang w:val="en-US" w:eastAsia="zh-CN"/>
+        </w:rPr>
+        <w:t xml:space="preserve">    </w:t>
+      </w:r>
+      <w:r>
+        <w:rPr>
+          <w:rFonts w:hint="eastAsia" w:asciiTheme="minorEastAsia" w:hAnsiTheme="minorEastAsia" w:eastAsiaTheme="minorEastAsia" w:cstheme="minorEastAsia"/>
+          <w:snapToGrid w:val="0"/>
+          <w:kern w:val="0"/>
+          <w:sz w:val="21"/>
+          <w:szCs w:val="21"/>
+        </w:rPr>
+        <w:t>日</w:t>
       </w:r>
     </w:p>
     <w:p>
@@ -12093,350 +12131,366 @@
         </w:rPr>
       </w:pPr>
     </w:p>
-    <w:p>
-      <w:pPr>
-        <w:spacing w:line="340" w:lineRule="exact"/>
-        <w:rPr>
-          <w:rFonts w:hint="eastAsia" w:asciiTheme="minorEastAsia" w:hAnsiTheme="minorEastAsia" w:eastAsiaTheme="minorEastAsia" w:cstheme="minorEastAsia"/>
-          <w:snapToGrid w:val="0"/>
-          <w:kern w:val="0"/>
-          <w:sz w:val="21"/>
-          <w:szCs w:val="21"/>
-        </w:rPr>
-      </w:pPr>
-      <w:r>
-        <w:rPr>
-          <w:rFonts w:hint="eastAsia" w:asciiTheme="minorEastAsia" w:hAnsiTheme="minorEastAsia" w:eastAsiaTheme="minorEastAsia" w:cstheme="minorEastAsia"/>
-          <w:b/>
-          <w:snapToGrid w:val="0"/>
-          <w:kern w:val="0"/>
-          <w:sz w:val="21"/>
-          <w:szCs w:val="21"/>
-        </w:rPr>
-        <w:t>乙方（盖章）</w:t>
-      </w:r>
-      <w:r>
-        <w:rPr>
-          <w:rFonts w:hint="eastAsia" w:asciiTheme="minorEastAsia" w:hAnsiTheme="minorEastAsia" w:eastAsiaTheme="minorEastAsia" w:cstheme="minorEastAsia"/>
-          <w:snapToGrid w:val="0"/>
-          <w:kern w:val="0"/>
-          <w:sz w:val="21"/>
-          <w:szCs w:val="21"/>
-        </w:rPr>
-        <w:t>：</w:t>
-      </w:r>
-      <w:r>
-        <w:rPr>
-          <w:rFonts w:hint="eastAsia" w:asciiTheme="minorEastAsia" w:hAnsiTheme="minorEastAsia" w:eastAsiaTheme="minorEastAsia" w:cstheme="minorEastAsia"/>
-          <w:snapToGrid w:val="0"/>
-          <w:kern w:val="0"/>
-          <w:sz w:val="21"/>
-          <w:szCs w:val="21"/>
-        </w:rPr>
-        <w:tab/>
-      </w:r>
-      <w:r>
-        <w:rPr>
-          <w:rFonts w:hint="eastAsia" w:asciiTheme="minorEastAsia" w:hAnsiTheme="minorEastAsia" w:eastAsiaTheme="minorEastAsia" w:cstheme="minorEastAsia"/>
-          <w:snapToGrid w:val="0"/>
-          <w:kern w:val="0"/>
-          <w:sz w:val="21"/>
-          <w:szCs w:val="21"/>
-        </w:rPr>
-        <w:tab/>
-      </w:r>
-      <w:r>
-        <w:rPr>
-          <w:rFonts w:hint="eastAsia" w:asciiTheme="minorEastAsia" w:hAnsiTheme="minorEastAsia" w:eastAsiaTheme="minorEastAsia" w:cstheme="minorEastAsia"/>
-          <w:snapToGrid w:val="0"/>
-          <w:kern w:val="0"/>
-          <w:sz w:val="21"/>
-          <w:szCs w:val="21"/>
-        </w:rPr>
-        <w:tab/>
-      </w:r>
-      <w:r>
-        <w:rPr>
-          <w:rFonts w:hint="eastAsia" w:asciiTheme="minorEastAsia" w:hAnsiTheme="minorEastAsia" w:eastAsiaTheme="minorEastAsia" w:cstheme="minorEastAsia"/>
-          <w:snapToGrid w:val="0"/>
-          <w:kern w:val="0"/>
-          <w:sz w:val="21"/>
-          <w:szCs w:val="21"/>
-        </w:rPr>
-        <w:tab/>
-      </w:r>
-      <w:r>
-        <w:rPr>
-          <w:rFonts w:hint="eastAsia" w:asciiTheme="minorEastAsia" w:hAnsiTheme="minorEastAsia" w:eastAsiaTheme="minorEastAsia" w:cstheme="minorEastAsia"/>
-          <w:snapToGrid w:val="0"/>
-          <w:kern w:val="0"/>
-          <w:sz w:val="21"/>
-          <w:szCs w:val="21"/>
-        </w:rPr>
-        <w:tab/>
-      </w:r>
-      <w:r>
-        <w:rPr>
-          <w:rFonts w:hint="eastAsia" w:asciiTheme="minorEastAsia" w:hAnsiTheme="minorEastAsia" w:eastAsiaTheme="minorEastAsia" w:cstheme="minorEastAsia"/>
-          <w:snapToGrid w:val="0"/>
-          <w:kern w:val="0"/>
-          <w:sz w:val="21"/>
-          <w:szCs w:val="21"/>
-        </w:rPr>
-        <w:tab/>
-      </w:r>
-      <w:r>
-        <w:rPr>
-          <w:rFonts w:hint="eastAsia" w:asciiTheme="minorEastAsia" w:hAnsiTheme="minorEastAsia" w:eastAsiaTheme="minorEastAsia" w:cstheme="minorEastAsia"/>
-          <w:snapToGrid w:val="0"/>
-          <w:kern w:val="0"/>
-          <w:sz w:val="21"/>
-          <w:szCs w:val="21"/>
-        </w:rPr>
-        <w:tab/>
-      </w:r>
-      <w:r>
-        <w:rPr>
-          <w:rFonts w:hint="eastAsia" w:asciiTheme="minorEastAsia" w:hAnsiTheme="minorEastAsia" w:eastAsiaTheme="minorEastAsia" w:cstheme="minorEastAsia"/>
-          <w:snapToGrid w:val="0"/>
-          <w:kern w:val="0"/>
-          <w:sz w:val="21"/>
-          <w:szCs w:val="21"/>
-        </w:rPr>
-        <w:tab/>
-      </w:r>
-      <w:r>
-        <w:rPr>
-          <w:rFonts w:hint="eastAsia" w:asciiTheme="minorEastAsia" w:hAnsiTheme="minorEastAsia" w:eastAsiaTheme="minorEastAsia" w:cstheme="minorEastAsia"/>
-          <w:b/>
-          <w:snapToGrid w:val="0"/>
-          <w:kern w:val="0"/>
-          <w:sz w:val="21"/>
-          <w:szCs w:val="21"/>
-        </w:rPr>
-        <w:t>乙方（自然人签署）</w:t>
-      </w:r>
-      <w:r>
-        <w:rPr>
-          <w:rFonts w:hint="eastAsia" w:asciiTheme="minorEastAsia" w:hAnsiTheme="minorEastAsia" w:eastAsiaTheme="minorEastAsia" w:cstheme="minorEastAsia"/>
-          <w:snapToGrid w:val="0"/>
-          <w:kern w:val="0"/>
-          <w:sz w:val="21"/>
-          <w:szCs w:val="21"/>
-        </w:rPr>
-        <w:t>：</w:t>
-      </w:r>
-    </w:p>
-    <w:p>
-      <w:pPr>
-        <w:spacing w:line="340" w:lineRule="exact"/>
-        <w:rPr>
-          <w:rFonts w:hint="eastAsia" w:asciiTheme="minorEastAsia" w:hAnsiTheme="minorEastAsia" w:eastAsiaTheme="minorEastAsia" w:cstheme="minorEastAsia"/>
-          <w:snapToGrid w:val="0"/>
-          <w:kern w:val="0"/>
-          <w:sz w:val="21"/>
-          <w:szCs w:val="21"/>
-        </w:rPr>
-      </w:pPr>
-      <w:r>
-        <w:rPr>
-          <w:rFonts w:hint="eastAsia" w:asciiTheme="minorEastAsia" w:hAnsiTheme="minorEastAsia" w:eastAsiaTheme="minorEastAsia" w:cstheme="minorEastAsia"/>
-          <w:snapToGrid w:val="0"/>
-          <w:kern w:val="0"/>
-          <w:sz w:val="21"/>
-          <w:szCs w:val="21"/>
-        </w:rPr>
-        <w:t>法定代表人或委托代理人（签署）：</w:t>
-      </w:r>
-      <w:r>
-        <w:rPr>
-          <w:rFonts w:hint="eastAsia" w:asciiTheme="minorEastAsia" w:hAnsiTheme="minorEastAsia" w:eastAsiaTheme="minorEastAsia" w:cstheme="minorEastAsia"/>
-          <w:snapToGrid w:val="0"/>
-          <w:kern w:val="0"/>
-          <w:sz w:val="21"/>
-          <w:szCs w:val="21"/>
-        </w:rPr>
-        <w:tab/>
-      </w:r>
-      <w:r>
-        <w:rPr>
-          <w:rFonts w:hint="eastAsia" w:asciiTheme="minorEastAsia" w:hAnsiTheme="minorEastAsia" w:eastAsiaTheme="minorEastAsia" w:cstheme="minorEastAsia"/>
-          <w:snapToGrid w:val="0"/>
-          <w:kern w:val="0"/>
-          <w:sz w:val="21"/>
-          <w:szCs w:val="21"/>
-        </w:rPr>
-        <w:tab/>
-      </w:r>
-      <w:r>
-        <w:rPr>
-          <w:rFonts w:hint="eastAsia" w:asciiTheme="minorEastAsia" w:hAnsiTheme="minorEastAsia" w:eastAsiaTheme="minorEastAsia" w:cstheme="minorEastAsia"/>
-          <w:snapToGrid w:val="0"/>
-          <w:kern w:val="0"/>
-          <w:sz w:val="21"/>
-          <w:szCs w:val="21"/>
-        </w:rPr>
-        <w:tab/>
-      </w:r>
-      <w:r>
-        <w:rPr>
-          <w:rFonts w:hint="eastAsia" w:asciiTheme="minorEastAsia" w:hAnsiTheme="minorEastAsia" w:eastAsiaTheme="minorEastAsia" w:cstheme="minorEastAsia"/>
-          <w:snapToGrid w:val="0"/>
-          <w:kern w:val="0"/>
-          <w:sz w:val="21"/>
-          <w:szCs w:val="21"/>
-        </w:rPr>
-        <w:t>本人（签署）：</w:t>
-      </w:r>
-    </w:p>
-    <w:p>
-      <w:pPr>
-        <w:spacing w:line="340" w:lineRule="exact"/>
-        <w:rPr>
-          <w:rFonts w:hint="eastAsia" w:asciiTheme="minorEastAsia" w:hAnsiTheme="minorEastAsia" w:eastAsiaTheme="minorEastAsia" w:cstheme="minorEastAsia"/>
-          <w:snapToGrid w:val="0"/>
-          <w:kern w:val="0"/>
-          <w:sz w:val="21"/>
-          <w:szCs w:val="21"/>
-        </w:rPr>
-      </w:pPr>
-    </w:p>
-    <w:p>
-      <w:pPr>
-        <w:spacing w:line="340" w:lineRule="exact"/>
-        <w:rPr>
-          <w:rFonts w:hint="eastAsia" w:asciiTheme="minorEastAsia" w:hAnsiTheme="minorEastAsia" w:eastAsiaTheme="minorEastAsia" w:cstheme="minorEastAsia"/>
-          <w:snapToGrid w:val="0"/>
-          <w:kern w:val="0"/>
-          <w:sz w:val="21"/>
-          <w:szCs w:val="21"/>
-        </w:rPr>
-      </w:pPr>
-    </w:p>
-    <w:p>
-      <w:pPr>
-        <w:spacing w:line="340" w:lineRule="exact"/>
-        <w:rPr>
-          <w:rFonts w:hint="eastAsia" w:asciiTheme="minorEastAsia" w:hAnsiTheme="minorEastAsia" w:eastAsiaTheme="minorEastAsia" w:cstheme="minorEastAsia"/>
-          <w:snapToGrid w:val="0"/>
-          <w:kern w:val="0"/>
-          <w:sz w:val="21"/>
-          <w:szCs w:val="21"/>
-        </w:rPr>
-      </w:pPr>
-      <w:r>
-        <w:rPr>
-          <w:rFonts w:hint="eastAsia" w:asciiTheme="minorEastAsia" w:hAnsiTheme="minorEastAsia" w:eastAsiaTheme="minorEastAsia" w:cstheme="minorEastAsia"/>
-          <w:snapToGrid w:val="0"/>
-          <w:kern w:val="0"/>
-          <w:sz w:val="21"/>
-          <w:szCs w:val="21"/>
-        </w:rPr>
-        <w:t>________________________________________</w:t>
-      </w:r>
-      <w:r>
-        <w:rPr>
-          <w:rFonts w:hint="eastAsia" w:asciiTheme="minorEastAsia" w:hAnsiTheme="minorEastAsia" w:eastAsiaTheme="minorEastAsia" w:cstheme="minorEastAsia"/>
-          <w:snapToGrid w:val="0"/>
-          <w:kern w:val="0"/>
-          <w:sz w:val="21"/>
-          <w:szCs w:val="21"/>
-        </w:rPr>
-        <w:tab/>
-      </w:r>
-      <w:r>
-        <w:rPr>
-          <w:rFonts w:hint="eastAsia" w:asciiTheme="minorEastAsia" w:hAnsiTheme="minorEastAsia" w:eastAsiaTheme="minorEastAsia" w:cstheme="minorEastAsia"/>
-          <w:snapToGrid w:val="0"/>
-          <w:kern w:val="0"/>
-          <w:sz w:val="21"/>
-          <w:szCs w:val="21"/>
-        </w:rPr>
-        <w:t>___________________________________</w:t>
-      </w:r>
-    </w:p>
-    <w:p>
-      <w:pPr>
-        <w:spacing w:line="340" w:lineRule="exact"/>
-        <w:rPr>
-          <w:rFonts w:hint="eastAsia" w:asciiTheme="minorEastAsia" w:hAnsiTheme="minorEastAsia" w:eastAsiaTheme="minorEastAsia" w:cstheme="minorEastAsia"/>
-          <w:snapToGrid w:val="0"/>
-          <w:kern w:val="0"/>
-          <w:sz w:val="21"/>
-          <w:szCs w:val="21"/>
-        </w:rPr>
-      </w:pPr>
-      <w:r>
-        <w:rPr>
-          <w:rFonts w:hint="eastAsia" w:asciiTheme="minorEastAsia" w:hAnsiTheme="minorEastAsia" w:eastAsiaTheme="minorEastAsia" w:cstheme="minorEastAsia"/>
-          <w:snapToGrid w:val="0"/>
-          <w:kern w:val="0"/>
-          <w:sz w:val="21"/>
-          <w:szCs w:val="21"/>
-        </w:rPr>
-        <w:t>签署日：    年    月    日</w:t>
-      </w:r>
-      <w:r>
-        <w:rPr>
-          <w:rFonts w:hint="eastAsia" w:asciiTheme="minorEastAsia" w:hAnsiTheme="minorEastAsia" w:eastAsiaTheme="minorEastAsia" w:cstheme="minorEastAsia"/>
-          <w:snapToGrid w:val="0"/>
-          <w:kern w:val="0"/>
-          <w:sz w:val="21"/>
-          <w:szCs w:val="21"/>
-        </w:rPr>
-        <w:tab/>
-      </w:r>
-      <w:r>
-        <w:rPr>
-          <w:rFonts w:hint="eastAsia" w:asciiTheme="minorEastAsia" w:hAnsiTheme="minorEastAsia" w:eastAsiaTheme="minorEastAsia" w:cstheme="minorEastAsia"/>
-          <w:snapToGrid w:val="0"/>
-          <w:kern w:val="0"/>
-          <w:sz w:val="21"/>
-          <w:szCs w:val="21"/>
-        </w:rPr>
-        <w:tab/>
-      </w:r>
-      <w:r>
-        <w:rPr>
-          <w:rFonts w:hint="eastAsia" w:asciiTheme="minorEastAsia" w:hAnsiTheme="minorEastAsia" w:eastAsiaTheme="minorEastAsia" w:cstheme="minorEastAsia"/>
-          <w:snapToGrid w:val="0"/>
-          <w:kern w:val="0"/>
-          <w:sz w:val="21"/>
-          <w:szCs w:val="21"/>
-        </w:rPr>
-        <w:tab/>
-      </w:r>
-      <w:r>
-        <w:rPr>
-          <w:rFonts w:hint="eastAsia" w:asciiTheme="minorEastAsia" w:hAnsiTheme="minorEastAsia" w:eastAsiaTheme="minorEastAsia" w:cstheme="minorEastAsia"/>
-          <w:snapToGrid w:val="0"/>
-          <w:kern w:val="0"/>
-          <w:sz w:val="21"/>
-          <w:szCs w:val="21"/>
-        </w:rPr>
-        <w:tab/>
-      </w:r>
-      <w:r>
-        <w:rPr>
-          <w:rFonts w:hint="eastAsia" w:asciiTheme="minorEastAsia" w:hAnsiTheme="minorEastAsia" w:eastAsiaTheme="minorEastAsia" w:cstheme="minorEastAsia"/>
-          <w:snapToGrid w:val="0"/>
-          <w:kern w:val="0"/>
-          <w:sz w:val="21"/>
-          <w:szCs w:val="21"/>
-        </w:rPr>
-        <w:tab/>
-      </w:r>
-      <w:r>
-        <w:rPr>
-          <w:rFonts w:hint="eastAsia" w:asciiTheme="minorEastAsia" w:hAnsiTheme="minorEastAsia" w:eastAsiaTheme="minorEastAsia" w:cstheme="minorEastAsia"/>
-          <w:snapToGrid w:val="0"/>
-          <w:kern w:val="0"/>
-          <w:sz w:val="21"/>
-          <w:szCs w:val="21"/>
-        </w:rPr>
-        <w:t>签署日：    年    月    日</w:t>
-      </w:r>
-    </w:p>
+    <w:tbl>
+      <w:tblPr>
+        <w:tblStyle w:val="9"/>
+        <w:tblW w:w="5000" w:type="pct"/>
+        <w:tblInd w:w="0" w:type="dxa"/>
+        <w:tblBorders>
+          <w:top w:val="none" w:color="auto" w:sz="0" w:space="0"/>
+          <w:left w:val="none" w:color="auto" w:sz="0" w:space="0"/>
+          <w:bottom w:val="none" w:color="auto" w:sz="0" w:space="0"/>
+          <w:right w:val="none" w:color="auto" w:sz="0" w:space="0"/>
+          <w:insideH w:val="none" w:color="auto" w:sz="0" w:space="0"/>
+          <w:insideV w:val="none" w:color="auto" w:sz="0" w:space="0"/>
+        </w:tblBorders>
+        <w:tblLayout w:type="fixed"/>
+        <w:tblCellMar>
+          <w:left w:w="108" w:type="dxa"/>
+          <w:right w:w="108" w:type="dxa"/>
+        </w:tblCellMar>
+      </w:tblPr>
+      <w:tblGrid>
+        <w:gridCol w:w="5455"/>
+        <w:gridCol w:w="3067"/>
+      </w:tblGrid>
+      <w:tr>
+        <w:tblPrEx>
+          <w:tblBorders>
+            <w:top w:val="none" w:color="auto" w:sz="0" w:space="0"/>
+            <w:left w:val="none" w:color="auto" w:sz="0" w:space="0"/>
+            <w:bottom w:val="none" w:color="auto" w:sz="0" w:space="0"/>
+            <w:right w:val="none" w:color="auto" w:sz="0" w:space="0"/>
+            <w:insideH w:val="none" w:color="auto" w:sz="0" w:space="0"/>
+            <w:insideV w:val="none" w:color="auto" w:sz="0" w:space="0"/>
+          </w:tblBorders>
+          <w:tblCellMar>
+            <w:left w:w="108" w:type="dxa"/>
+            <w:right w:w="108" w:type="dxa"/>
+          </w:tblCellMar>
+        </w:tblPrEx>
+        <w:tc>
+          <w:tcPr>
+            <w:tcW w:w="3200" w:type="pct"/>
+          </w:tcPr>
+          <w:p>
+            <w:pPr>
+              <w:pStyle w:val="3"/>
+              <w:spacing w:line="340" w:lineRule="exact"/>
+              <w:rPr>
+                <w:rFonts w:hint="eastAsia" w:ascii="Times New Roman" w:hAnsi="Times New Roman" w:eastAsia="宋体" w:cs="Times New Roman"/>
+                <w:b/>
+                <w:bCs/>
+                <w:kern w:val="0"/>
+                <w:sz w:val="21"/>
+                <w:szCs w:val="22"/>
+                <w:u w:val="single"/>
+                <w:lang w:val="en-US" w:eastAsia="zh-CN" w:bidi="ar-SA"/>
+              </w:rPr>
+            </w:pPr>
+            <w:r>
+              <w:rPr>
+                <w:rFonts w:hint="eastAsia" w:asciiTheme="minorEastAsia" w:hAnsiTheme="minorEastAsia" w:eastAsiaTheme="minorEastAsia" w:cstheme="minorEastAsia"/>
+                <w:b/>
+                <w:snapToGrid w:val="0"/>
+                <w:kern w:val="0"/>
+                <w:sz w:val="21"/>
+                <w:szCs w:val="21"/>
+              </w:rPr>
+              <w:t>乙方（盖章）</w:t>
+            </w:r>
+            <w:r>
+              <w:rPr>
+                <w:rFonts w:hint="eastAsia" w:asciiTheme="minorEastAsia" w:hAnsiTheme="minorEastAsia" w:eastAsiaTheme="minorEastAsia" w:cstheme="minorEastAsia"/>
+                <w:snapToGrid w:val="0"/>
+                <w:kern w:val="0"/>
+                <w:sz w:val="21"/>
+                <w:szCs w:val="21"/>
+              </w:rPr>
+              <w:t>：</w:t>
+            </w:r>
+            <w:r>
+              <w:rPr>
+                <w:rFonts w:hint="eastAsia" w:ascii="Times New Roman" w:hAnsi="Times New Roman" w:eastAsia="宋体" w:cs="Times New Roman"/>
+                <w:b/>
+                <w:bCs/>
+                <w:kern w:val="0"/>
+                <w:sz w:val="21"/>
+                <w:szCs w:val="22"/>
+                <w:u w:val="single"/>
+                <w:lang w:val="en-US" w:eastAsia="zh-CN" w:bidi="ar-SA"/>
+              </w:rPr>
+              <w:t>{{企业名称}}</w:t>
+            </w:r>
+          </w:p>
+          <w:p>
+            <w:pPr>
+              <w:pStyle w:val="3"/>
+              <w:spacing w:line="340" w:lineRule="exact"/>
+              <w:rPr>
+                <w:rFonts w:hint="eastAsia" w:asciiTheme="minorEastAsia" w:hAnsiTheme="minorEastAsia" w:eastAsiaTheme="minorEastAsia" w:cstheme="minorEastAsia"/>
+                <w:snapToGrid w:val="0"/>
+                <w:kern w:val="0"/>
+                <w:sz w:val="21"/>
+                <w:szCs w:val="21"/>
+              </w:rPr>
+            </w:pPr>
+            <w:r>
+              <w:rPr>
+                <w:rFonts w:hint="eastAsia" w:asciiTheme="minorEastAsia" w:hAnsiTheme="minorEastAsia" w:eastAsiaTheme="minorEastAsia" w:cstheme="minorEastAsia"/>
+                <w:snapToGrid w:val="0"/>
+                <w:kern w:val="0"/>
+                <w:sz w:val="21"/>
+                <w:szCs w:val="21"/>
+              </w:rPr>
+              <w:t>法定代表人或委托代理人（签署）：</w:t>
+            </w:r>
+          </w:p>
+          <w:p>
+            <w:pPr>
+              <w:pStyle w:val="3"/>
+              <w:spacing w:line="340" w:lineRule="exact"/>
+              <w:rPr>
+                <w:rFonts w:hint="eastAsia" w:asciiTheme="minorEastAsia" w:hAnsiTheme="minorEastAsia" w:eastAsiaTheme="minorEastAsia" w:cstheme="minorEastAsia"/>
+                <w:snapToGrid w:val="0"/>
+                <w:kern w:val="0"/>
+                <w:sz w:val="21"/>
+                <w:szCs w:val="21"/>
+              </w:rPr>
+            </w:pPr>
+          </w:p>
+          <w:p>
+            <w:pPr>
+              <w:pStyle w:val="3"/>
+              <w:spacing w:line="340" w:lineRule="exact"/>
+              <w:rPr>
+                <w:rFonts w:hint="eastAsia" w:asciiTheme="minorEastAsia" w:hAnsiTheme="minorEastAsia" w:eastAsiaTheme="minorEastAsia" w:cstheme="minorEastAsia"/>
+                <w:snapToGrid w:val="0"/>
+                <w:kern w:val="0"/>
+                <w:sz w:val="21"/>
+                <w:szCs w:val="21"/>
+                <w:lang w:val="en-US" w:eastAsia="zh-CN"/>
+              </w:rPr>
+            </w:pPr>
+          </w:p>
+          <w:p>
+            <w:pPr>
+              <w:pStyle w:val="3"/>
+              <w:spacing w:line="340" w:lineRule="exact"/>
+              <w:rPr>
+                <w:rFonts w:hint="eastAsia" w:asciiTheme="minorEastAsia" w:hAnsiTheme="minorEastAsia" w:eastAsiaTheme="minorEastAsia" w:cstheme="minorEastAsia"/>
+                <w:snapToGrid w:val="0"/>
+                <w:kern w:val="0"/>
+                <w:sz w:val="21"/>
+                <w:szCs w:val="21"/>
+                <w:lang w:val="en-US" w:eastAsia="zh-CN"/>
+              </w:rPr>
+            </w:pPr>
+            <w:r>
+              <w:rPr>
+                <w:rFonts w:hint="eastAsia" w:asciiTheme="minorEastAsia" w:hAnsiTheme="minorEastAsia" w:eastAsiaTheme="minorEastAsia" w:cstheme="minorEastAsia"/>
+                <w:snapToGrid w:val="0"/>
+                <w:kern w:val="0"/>
+                <w:sz w:val="21"/>
+                <w:szCs w:val="21"/>
+              </w:rPr>
+              <w:t>________________________________________</w:t>
+            </w:r>
+          </w:p>
+          <w:p>
+            <w:pPr>
+              <w:pStyle w:val="3"/>
+              <w:spacing w:line="340" w:lineRule="exact"/>
+              <w:rPr>
+                <w:rFonts w:hint="eastAsia" w:asciiTheme="minorEastAsia" w:hAnsiTheme="minorEastAsia" w:eastAsiaTheme="minorEastAsia" w:cstheme="minorEastAsia"/>
+                <w:snapToGrid w:val="0"/>
+                <w:kern w:val="0"/>
+                <w:sz w:val="21"/>
+                <w:szCs w:val="21"/>
+                <w:lang w:val="en-US" w:eastAsia="zh-CN"/>
+              </w:rPr>
+            </w:pPr>
+            <w:r>
+              <w:rPr>
+                <w:rFonts w:hint="eastAsia" w:asciiTheme="minorEastAsia" w:hAnsiTheme="minorEastAsia" w:eastAsiaTheme="minorEastAsia" w:cstheme="minorEastAsia"/>
+                <w:snapToGrid w:val="0"/>
+                <w:kern w:val="0"/>
+                <w:sz w:val="21"/>
+                <w:szCs w:val="21"/>
+              </w:rPr>
+              <w:t xml:space="preserve">签署日：   </w:t>
+            </w:r>
+            <w:r>
+              <w:rPr>
+                <w:rFonts w:hint="eastAsia" w:asciiTheme="minorEastAsia" w:hAnsiTheme="minorEastAsia" w:eastAsiaTheme="minorEastAsia" w:cstheme="minorEastAsia"/>
+                <w:snapToGrid w:val="0"/>
+                <w:kern w:val="0"/>
+                <w:sz w:val="21"/>
+                <w:szCs w:val="21"/>
+                <w:lang w:val="en-US" w:eastAsia="zh-CN"/>
+              </w:rPr>
+              <w:t>{{额度启用日期}}</w:t>
+            </w:r>
+            <w:r>
+              <w:rPr>
+                <w:rFonts w:hint="eastAsia" w:asciiTheme="minorEastAsia" w:hAnsiTheme="minorEastAsia" w:eastAsiaTheme="minorEastAsia" w:cstheme="minorEastAsia"/>
+                <w:snapToGrid w:val="0"/>
+                <w:kern w:val="0"/>
+                <w:sz w:val="21"/>
+                <w:szCs w:val="21"/>
+                <w:u w:val="single"/>
+                <w:lang w:val="en-US" w:eastAsia="zh-CN"/>
+              </w:rPr>
+              <w:t xml:space="preserve">    </w:t>
+            </w:r>
+            <w:r>
+              <w:rPr>
+                <w:rFonts w:hint="eastAsia" w:asciiTheme="minorEastAsia" w:hAnsiTheme="minorEastAsia" w:eastAsiaTheme="minorEastAsia" w:cstheme="minorEastAsia"/>
+                <w:snapToGrid w:val="0"/>
+                <w:kern w:val="0"/>
+                <w:sz w:val="21"/>
+                <w:szCs w:val="21"/>
+              </w:rPr>
+              <w:t>日</w:t>
+            </w:r>
+          </w:p>
+        </w:tc>
+        <w:tc>
+          <w:tcPr>
+            <w:tcW w:w="1799" w:type="pct"/>
+          </w:tcPr>
+          <w:p>
+            <w:pPr>
+              <w:pStyle w:val="3"/>
+              <w:spacing w:line="340" w:lineRule="exact"/>
+              <w:rPr>
+                <w:rFonts w:hint="eastAsia" w:asciiTheme="minorEastAsia" w:hAnsiTheme="minorEastAsia" w:eastAsiaTheme="minorEastAsia" w:cstheme="minorEastAsia"/>
+                <w:snapToGrid w:val="0"/>
+                <w:kern w:val="0"/>
+                <w:sz w:val="21"/>
+                <w:szCs w:val="21"/>
+              </w:rPr>
+            </w:pPr>
+            <w:r>
+              <w:rPr>
+                <w:rFonts w:hint="eastAsia" w:asciiTheme="minorEastAsia" w:hAnsiTheme="minorEastAsia" w:eastAsiaTheme="minorEastAsia" w:cstheme="minorEastAsia"/>
+                <w:b/>
+                <w:snapToGrid w:val="0"/>
+                <w:kern w:val="0"/>
+                <w:sz w:val="21"/>
+                <w:szCs w:val="21"/>
+              </w:rPr>
+              <w:t>乙方（自然人签署）</w:t>
+            </w:r>
+            <w:r>
+              <w:rPr>
+                <w:rFonts w:hint="eastAsia" w:asciiTheme="minorEastAsia" w:hAnsiTheme="minorEastAsia" w:eastAsiaTheme="minorEastAsia" w:cstheme="minorEastAsia"/>
+                <w:snapToGrid w:val="0"/>
+                <w:kern w:val="0"/>
+                <w:sz w:val="21"/>
+                <w:szCs w:val="21"/>
+              </w:rPr>
+              <w:t>：</w:t>
+            </w:r>
+          </w:p>
+          <w:p>
+            <w:pPr>
+              <w:pStyle w:val="3"/>
+              <w:spacing w:line="340" w:lineRule="exact"/>
+              <w:rPr>
+                <w:rFonts w:hint="eastAsia" w:asciiTheme="minorEastAsia" w:hAnsiTheme="minorEastAsia" w:eastAsiaTheme="minorEastAsia" w:cstheme="minorEastAsia"/>
+                <w:snapToGrid w:val="0"/>
+                <w:kern w:val="0"/>
+                <w:sz w:val="21"/>
+                <w:szCs w:val="21"/>
+              </w:rPr>
+            </w:pPr>
+            <w:r>
+              <w:rPr>
+                <w:rFonts w:hint="eastAsia" w:asciiTheme="minorEastAsia" w:hAnsiTheme="minorEastAsia" w:eastAsiaTheme="minorEastAsia" w:cstheme="minorEastAsia"/>
+                <w:snapToGrid w:val="0"/>
+                <w:kern w:val="0"/>
+                <w:sz w:val="21"/>
+                <w:szCs w:val="21"/>
+              </w:rPr>
+              <w:t>本人（签署）：</w:t>
+            </w:r>
+          </w:p>
+          <w:p>
+            <w:pPr>
+              <w:pStyle w:val="3"/>
+              <w:spacing w:line="340" w:lineRule="exact"/>
+              <w:rPr>
+                <w:rFonts w:hint="eastAsia" w:asciiTheme="minorEastAsia" w:hAnsiTheme="minorEastAsia" w:eastAsiaTheme="minorEastAsia" w:cstheme="minorEastAsia"/>
+                <w:snapToGrid w:val="0"/>
+                <w:kern w:val="0"/>
+                <w:sz w:val="21"/>
+                <w:szCs w:val="21"/>
+              </w:rPr>
+            </w:pPr>
+          </w:p>
+          <w:p>
+            <w:pPr>
+              <w:pStyle w:val="3"/>
+              <w:spacing w:line="340" w:lineRule="exact"/>
+              <w:rPr>
+                <w:rFonts w:hint="eastAsia" w:asciiTheme="minorEastAsia" w:hAnsiTheme="minorEastAsia" w:eastAsiaTheme="minorEastAsia" w:cstheme="minorEastAsia"/>
+                <w:snapToGrid w:val="0"/>
+                <w:kern w:val="0"/>
+                <w:sz w:val="21"/>
+                <w:szCs w:val="21"/>
+              </w:rPr>
+            </w:pPr>
+          </w:p>
+          <w:p>
+            <w:pPr>
+              <w:pStyle w:val="3"/>
+              <w:spacing w:line="340" w:lineRule="exact"/>
+              <w:rPr>
+                <w:rFonts w:hint="eastAsia" w:asciiTheme="minorEastAsia" w:hAnsiTheme="minorEastAsia" w:eastAsiaTheme="minorEastAsia" w:cstheme="minorEastAsia"/>
+                <w:snapToGrid w:val="0"/>
+                <w:kern w:val="0"/>
+                <w:sz w:val="21"/>
+                <w:szCs w:val="21"/>
+              </w:rPr>
+            </w:pPr>
+            <w:r>
+              <w:rPr>
+                <w:rFonts w:hint="eastAsia" w:asciiTheme="minorEastAsia" w:hAnsiTheme="minorEastAsia" w:eastAsiaTheme="minorEastAsia" w:cstheme="minorEastAsia"/>
+                <w:snapToGrid w:val="0"/>
+                <w:kern w:val="0"/>
+                <w:sz w:val="21"/>
+                <w:szCs w:val="21"/>
+              </w:rPr>
+              <w:t>_________________________</w:t>
+            </w:r>
+          </w:p>
+          <w:p>
+            <w:pPr>
+              <w:pStyle w:val="3"/>
+              <w:spacing w:line="340" w:lineRule="exact"/>
+              <w:rPr>
+                <w:rFonts w:hint="eastAsia" w:asciiTheme="minorEastAsia" w:hAnsiTheme="minorEastAsia" w:eastAsiaTheme="minorEastAsia" w:cstheme="minorEastAsia"/>
+                <w:snapToGrid w:val="0"/>
+                <w:kern w:val="0"/>
+                <w:sz w:val="21"/>
+                <w:szCs w:val="21"/>
+              </w:rPr>
+            </w:pPr>
+            <w:r>
+              <w:rPr>
+                <w:rFonts w:hint="eastAsia" w:asciiTheme="minorEastAsia" w:hAnsiTheme="minorEastAsia" w:eastAsiaTheme="minorEastAsia" w:cstheme="minorEastAsia"/>
+                <w:snapToGrid w:val="0"/>
+                <w:kern w:val="0"/>
+                <w:sz w:val="21"/>
+                <w:szCs w:val="21"/>
+              </w:rPr>
+              <w:t>签署日：    年    月    日</w:t>
+            </w:r>
+          </w:p>
+        </w:tc>
+      </w:tr>
+    </w:tbl>
     <w:p>
       <w:pPr>
         <w:widowControl/>
@@ -12805,8 +12859,6 @@
               </w:rPr>
               <w:t>。</w:t>
             </w:r>
-            <w:bookmarkStart w:id="24" w:name="_GoBack"/>
-            <w:bookmarkEnd w:id="24"/>
           </w:p>
         </w:tc>
       </w:tr>
